--- a/docs/activities/03_05_activity/regression_activity.docx
+++ b/docs/activities/03_05_activity/regression_activity.docx
@@ -34,13 +34,13 @@
         <w:t xml:space="preserve">2026-07-02</w:t>
       </w:r>
     </w:p>
-    <w:bookmarkStart w:id="12" w:name="X7a9e4594f37960a4d5baaf152276b9d85d9750e"/>
+    <w:bookmarkStart w:id="12" w:name="regression-predicting-leaf-area"/>
     <w:p>
       <w:pPr>
         <w:pStyle w:val="Heading1"/>
       </w:pPr>
       <w:r>
-        <w:t xml:space="preserve">In-class Activity 5: Regression — Predicting Leaf Area</w:t>
+        <w:t xml:space="preserve">Regression — Predicting Leaf Area</w:t>
       </w:r>
     </w:p>
     <w:bookmarkStart w:id="9" w:name="recap-from-worksheet-04"/>
